--- a/التقرير_الجديد/تقرير_جمعية_طبيبي_النصف_سنوي_٢٠٢٦_المعتمد.docx
+++ b/التقرير_الجديد/تقرير_جمعية_طبيبي_النصف_سنوي_٢٠٢٦_المعتمد.docx
@@ -2120,8 +2120,104 @@
             <w:r>
               <w:drawing>
                 <wp:inline xmlns:a="http://schemas.openxmlformats.org/drawingml/2006/main" xmlns:pic="http://schemas.openxmlformats.org/drawingml/2006/picture">
+                  <wp:extent cx="1280160" cy="1280160"/>
+                  <wp:docPr id="1" name="Picture 1"/>
+                  <wp:cNvGraphicFramePr>
+                    <a:graphicFrameLocks noChangeAspect="1"/>
+                  </wp:cNvGraphicFramePr>
+                  <a:graphic>
+                    <a:graphicData uri="http://schemas.openxmlformats.org/drawingml/2006/picture">
+                      <pic:pic>
+                        <pic:nvPicPr>
+                          <pic:cNvPr id="0" name="crown_prince.jpg"/>
+                          <pic:cNvPicPr/>
+                        </pic:nvPicPr>
+                        <pic:blipFill>
+                          <a:blip r:embed="rId9"/>
+                          <a:stretch>
+                            <a:fillRect/>
+                          </a:stretch>
+                        </pic:blipFill>
+                        <pic:spPr>
+                          <a:xfrm>
+                            <a:off x="0" y="0"/>
+                            <a:ext cx="1280160" cy="1280160"/>
+                          </a:xfrm>
+                          <a:prstGeom prst="rect"/>
+                        </pic:spPr>
+                      </pic:pic>
+                    </a:graphicData>
+                  </a:graphic>
+                </wp:inline>
+              </w:drawing>
+            </w:r>
+          </w:p>
+          <w:p>
+            <w:pPr>
+              <w:jc w:val="center"/>
+            </w:pPr>
+            <w:r>
+              <w:rPr>
+                <w:rFonts w:ascii="Cairo" w:hAnsi="Cairo"/>
+                <w:b/>
+                <w:i w:val="0"/>
+                <w:color w:val="6B1D3A"/>
+                <w:sz w:val="20"/>
+                <w:rtl/>
+                <w:rFonts w:ascii="Cairo" w:hAnsi="Cairo" w:cs="Cairo"/>
+              </w:rPr>
+              <w:br/>
+              <w:t>صاحب السمو الملكي</w:t>
+              <w:br/>
+              <w:t>الأمير محمد بن سلمان بن عبدالعزيز</w:t>
+              <w:br/>
+            </w:r>
+          </w:p>
+          <w:p>
+            <w:pPr>
+              <w:jc w:val="right"/>
+              <w:bidi/>
+            </w:pPr>
+            <w:r>
+              <w:rPr>
+                <w:rFonts w:ascii="Cairo" w:hAnsi="Cairo"/>
+                <w:b w:val="0"/>
+                <w:i/>
+                <w:color w:val="2E0B17"/>
+                <w:sz w:val="18"/>
+                <w:rtl/>
+                <w:rFonts w:ascii="Cairo" w:hAnsi="Cairo" w:cs="Cairo"/>
+              </w:rPr>
+              <w:t>«نهدف للوصول إلى قطاع غير ربحي مهم، مبادر وداعم ومؤثر في التعليم والصحة والثقافة والمجالات البحثية، وسنعتمد عليه بشكل رئيسي.»</w:t>
+            </w:r>
+          </w:p>
+        </w:tc>
+        <w:tc>
+          <w:tcPr>
+            <w:tcW w:type="dxa" w:w="3456"/>
+            <w:shd w:val="clear" w:color="auto" w:fill="F9F7F2"/>
+            <w:tcMar>
+              <w:top w:w="140" w:type="dxa"/>
+              <w:bottom w:w="140" w:type="dxa"/>
+              <w:left w:w="120" w:type="dxa"/>
+              <w:right w:w="120" w:type="dxa"/>
+            </w:tcMar>
+            <w:tcBorders>
+              <w:top w:val="single" w:sz="6" w:space="0" w:color="C9A96E"/>
+              <w:left w:val="single" w:sz="6" w:space="0" w:color="C9A96E"/>
+              <w:bottom w:val="single" w:sz="6" w:space="0" w:color="C9A96E"/>
+              <w:right w:val="single" w:sz="6" w:space="0" w:color="C9A96E"/>
+            </w:tcBorders>
+          </w:tcPr>
+          <w:p>
+            <w:pPr>
+              <w:jc w:val="center"/>
+            </w:pPr>
+            <w:r>
+              <w:drawing>
+                <wp:inline xmlns:a="http://schemas.openxmlformats.org/drawingml/2006/main" xmlns:pic="http://schemas.openxmlformats.org/drawingml/2006/picture">
                   <wp:extent cx="1280160" cy="1585198"/>
-                  <wp:docPr id="1" name="Picture 1"/>
+                  <wp:docPr id="2" name="Picture 2"/>
                   <wp:cNvGraphicFramePr>
                     <a:graphicFrameLocks noChangeAspect="1"/>
                   </wp:cNvGraphicFramePr>
@@ -2133,7 +2229,7 @@
                           <pic:cNvPicPr/>
                         </pic:nvPicPr>
                         <pic:blipFill>
-                          <a:blip r:embed="rId9"/>
+                          <a:blip r:embed="rId10"/>
                           <a:stretch>
                             <a:fillRect/>
                           </a:stretch>
@@ -2189,102 +2285,6 @@
                 <w:rFonts w:ascii="Cairo" w:hAnsi="Cairo" w:cs="Cairo"/>
               </w:rPr>
               <w:t>«ما يميز هذه البلاد هو حرص قادتها على الخير والتشجيع عليه، وما نراه من مؤسسات خيرية في مختلف المجالات… إلا جانبًا من الجوانب المشرقة لبلادنا.»</w:t>
-            </w:r>
-          </w:p>
-        </w:tc>
-        <w:tc>
-          <w:tcPr>
-            <w:tcW w:type="dxa" w:w="3456"/>
-            <w:shd w:val="clear" w:color="auto" w:fill="F9F7F2"/>
-            <w:tcMar>
-              <w:top w:w="140" w:type="dxa"/>
-              <w:bottom w:w="140" w:type="dxa"/>
-              <w:left w:w="120" w:type="dxa"/>
-              <w:right w:w="120" w:type="dxa"/>
-            </w:tcMar>
-            <w:tcBorders>
-              <w:top w:val="single" w:sz="6" w:space="0" w:color="C9A96E"/>
-              <w:left w:val="single" w:sz="6" w:space="0" w:color="C9A96E"/>
-              <w:bottom w:val="single" w:sz="6" w:space="0" w:color="C9A96E"/>
-              <w:right w:val="single" w:sz="6" w:space="0" w:color="C9A96E"/>
-            </w:tcBorders>
-          </w:tcPr>
-          <w:p>
-            <w:pPr>
-              <w:jc w:val="center"/>
-            </w:pPr>
-            <w:r>
-              <w:drawing>
-                <wp:inline xmlns:a="http://schemas.openxmlformats.org/drawingml/2006/main" xmlns:pic="http://schemas.openxmlformats.org/drawingml/2006/picture">
-                  <wp:extent cx="1280160" cy="1280160"/>
-                  <wp:docPr id="2" name="Picture 2"/>
-                  <wp:cNvGraphicFramePr>
-                    <a:graphicFrameLocks noChangeAspect="1"/>
-                  </wp:cNvGraphicFramePr>
-                  <a:graphic>
-                    <a:graphicData uri="http://schemas.openxmlformats.org/drawingml/2006/picture">
-                      <pic:pic>
-                        <pic:nvPicPr>
-                          <pic:cNvPr id="0" name="crown_prince.jpg"/>
-                          <pic:cNvPicPr/>
-                        </pic:nvPicPr>
-                        <pic:blipFill>
-                          <a:blip r:embed="rId10"/>
-                          <a:stretch>
-                            <a:fillRect/>
-                          </a:stretch>
-                        </pic:blipFill>
-                        <pic:spPr>
-                          <a:xfrm>
-                            <a:off x="0" y="0"/>
-                            <a:ext cx="1280160" cy="1280160"/>
-                          </a:xfrm>
-                          <a:prstGeom prst="rect"/>
-                        </pic:spPr>
-                      </pic:pic>
-                    </a:graphicData>
-                  </a:graphic>
-                </wp:inline>
-              </w:drawing>
-            </w:r>
-          </w:p>
-          <w:p>
-            <w:pPr>
-              <w:jc w:val="center"/>
-            </w:pPr>
-            <w:r>
-              <w:rPr>
-                <w:rFonts w:ascii="Cairo" w:hAnsi="Cairo"/>
-                <w:b/>
-                <w:i w:val="0"/>
-                <w:color w:val="6B1D3A"/>
-                <w:sz w:val="20"/>
-                <w:rtl/>
-                <w:rFonts w:ascii="Cairo" w:hAnsi="Cairo" w:cs="Cairo"/>
-              </w:rPr>
-              <w:br/>
-              <w:t>صاحب السمو الملكي</w:t>
-              <w:br/>
-              <w:t>الأمير محمد بن سلمان بن عبدالعزيز</w:t>
-              <w:br/>
-            </w:r>
-          </w:p>
-          <w:p>
-            <w:pPr>
-              <w:jc w:val="right"/>
-              <w:bidi/>
-            </w:pPr>
-            <w:r>
-              <w:rPr>
-                <w:rFonts w:ascii="Cairo" w:hAnsi="Cairo"/>
-                <w:b w:val="0"/>
-                <w:i/>
-                <w:color w:val="2E0B17"/>
-                <w:sz w:val="18"/>
-                <w:rtl/>
-                <w:rFonts w:ascii="Cairo" w:hAnsi="Cairo" w:cs="Cairo"/>
-              </w:rPr>
-              <w:t>«نهدف للوصول إلى قطاع غير ربحي مهم، مبادر وداعم ومؤثر في التعليم والصحة والثقافة والمجالات البحثية، وسنعتمد عليه بشكل رئيسي.»</w:t>
             </w:r>
           </w:p>
         </w:tc>

--- a/التقرير_الجديد/تقرير_جمعية_طبيبي_النصف_سنوي_٢٠٢٦_المعتمد.docx
+++ b/التقرير_الجديد/تقرير_جمعية_طبيبي_النصف_سنوي_٢٠٢٦_المعتمد.docx
@@ -1861,7 +1861,7 @@
                 <w:rtl/>
                 <w:rFonts w:ascii="Cairo" w:hAnsi="Cairo" w:cs="Cairo"/>
               </w:rPr>
-              <w:t>ملحق الذمم والأصول الثابتة</w:t>
+              <w:t>ملحق الأصول والتجهيزات</w:t>
             </w:r>
           </w:p>
         </w:tc>
@@ -1892,7 +1892,7 @@
                 <w:rtl/>
                 <w:rFonts w:ascii="Cairo" w:hAnsi="Cairo" w:cs="Cairo"/>
               </w:rPr>
-              <w:t>الملحق (٢): ذمم العضوية لـ (١٢) عضواً | الملحق (٣): مشتريات الأصول</w:t>
+              <w:t>الملحق (٢): بيان الأصول والتجهيزات الثابتة المشتراة لعام ٢٠٢٦م</w:t>
             </w:r>
           </w:p>
         </w:tc>
@@ -17625,562 +17625,7 @@
           <w:rtl/>
           <w:rFonts w:ascii="Cairo" w:hAnsi="Cairo" w:cs="Cairo"/>
         </w:rPr>
-        <w:t>الملحق (٢): الذمم المدينة لاشتراكات العضوية (١٢,٠٠٠ ريال)</w:t>
-      </w:r>
-    </w:p>
-    <w:tbl>
-      <w:tblPr>
-        <w:tblW w:type="auto" w:w="0"/>
-        <w:jc w:val="center"/>
-        <w:tblLook w:firstColumn="1" w:firstRow="1" w:lastColumn="0" w:lastRow="0" w:noHBand="0" w:noVBand="1" w:val="04A0"/>
-        <w:tblBorders>
-          <w:top w:val="single" w:sz="4" w:space="0" w:color="E0DDD5"/>
-          <w:bottom w:val="single" w:sz="4" w:space="0" w:color="E0DDD5"/>
-          <w:insideH w:val="single" w:sz="4" w:space="0" w:color="EFECE6"/>
-          <w:left w:val="none"/>
-          <w:right w:val="none"/>
-          <w:insideV w:val="none"/>
-        </w:tblBorders>
-      </w:tblPr>
-      <w:tblGrid>
-        <w:gridCol w:w="4896"/>
-        <w:gridCol w:w="4896"/>
-      </w:tblGrid>
-      <w:tr>
-        <w:tc>
-          <w:tcPr>
-            <w:tcW w:type="dxa" w:w="5184"/>
-            <w:shd w:val="clear" w:color="auto" w:fill="6B1D3A"/>
-            <w:tcMar>
-              <w:top w:w="130" w:type="dxa"/>
-              <w:bottom w:w="130" w:type="dxa"/>
-              <w:left w:w="150" w:type="dxa"/>
-              <w:right w:w="150" w:type="dxa"/>
-            </w:tcMar>
-          </w:tcPr>
-          <w:p>
-            <w:pPr>
-              <w:jc w:val="right"/>
-              <w:bidi/>
-            </w:pPr>
-            <w:r/>
-            <w:r>
-              <w:rPr>
-                <w:rFonts w:ascii="Cairo" w:hAnsi="Cairo"/>
-                <w:b/>
-                <w:i w:val="0"/>
-                <w:color w:val="FFFFFF"/>
-                <w:sz w:val="20"/>
-                <w:rtl/>
-                <w:rFonts w:ascii="Cairo" w:hAnsi="Cairo" w:cs="Cairo"/>
-              </w:rPr>
-              <w:t>أعضاء اشتراك ٢٠٢٦م غير مسدد (١,٠٠٠ ر.س)</w:t>
-            </w:r>
-          </w:p>
-        </w:tc>
-        <w:tc>
-          <w:tcPr>
-            <w:tcW w:type="dxa" w:w="5184"/>
-            <w:shd w:val="clear" w:color="auto" w:fill="6B1D3A"/>
-            <w:tcMar>
-              <w:top w:w="130" w:type="dxa"/>
-              <w:bottom w:w="130" w:type="dxa"/>
-              <w:left w:w="150" w:type="dxa"/>
-              <w:right w:w="150" w:type="dxa"/>
-            </w:tcMar>
-          </w:tcPr>
-          <w:p>
-            <w:pPr>
-              <w:jc w:val="right"/>
-              <w:bidi/>
-            </w:pPr>
-            <w:r/>
-            <w:r>
-              <w:rPr>
-                <w:rFonts w:ascii="Cairo" w:hAnsi="Cairo"/>
-                <w:b/>
-                <w:i w:val="0"/>
-                <w:color w:val="FFFFFF"/>
-                <w:sz w:val="20"/>
-                <w:rtl/>
-                <w:rFonts w:ascii="Cairo" w:hAnsi="Cairo" w:cs="Cairo"/>
-              </w:rPr>
-              <w:t>أعضاء اشتراك ٢٠٢٥م غير مسدد (١,٠٠٠ ر.س)</w:t>
-            </w:r>
-          </w:p>
-        </w:tc>
-      </w:tr>
-      <w:tr>
-        <w:tc>
-          <w:tcPr>
-            <w:tcW w:type="dxa" w:w="5184"/>
-            <w:shd w:val="clear" w:color="auto" w:fill="FFFFFF"/>
-            <w:tcMar>
-              <w:top w:w="110" w:type="dxa"/>
-              <w:bottom w:w="110" w:type="dxa"/>
-              <w:left w:w="130" w:type="dxa"/>
-              <w:right w:w="130" w:type="dxa"/>
-            </w:tcMar>
-          </w:tcPr>
-          <w:p>
-            <w:pPr>
-              <w:jc w:val="right"/>
-              <w:bidi/>
-            </w:pPr>
-            <w:r/>
-            <w:r>
-              <w:rPr>
-                <w:rFonts w:ascii="Cairo" w:hAnsi="Cairo"/>
-                <w:b/>
-                <w:i w:val="0"/>
-                <w:color w:val="2E0B17"/>
-                <w:sz w:val="19"/>
-                <w:rtl/>
-                <w:rFonts w:ascii="Cairo" w:hAnsi="Cairo" w:cs="Cairo"/>
-              </w:rPr>
-              <w:t>عبدالرحمن بن نبيل حمودة</w:t>
-            </w:r>
-          </w:p>
-        </w:tc>
-        <w:tc>
-          <w:tcPr>
-            <w:tcW w:type="dxa" w:w="5184"/>
-            <w:shd w:val="clear" w:color="auto" w:fill="FFFFFF"/>
-            <w:tcMar>
-              <w:top w:w="110" w:type="dxa"/>
-              <w:bottom w:w="110" w:type="dxa"/>
-              <w:left w:w="130" w:type="dxa"/>
-              <w:right w:w="130" w:type="dxa"/>
-            </w:tcMar>
-          </w:tcPr>
-          <w:p>
-            <w:pPr>
-              <w:jc w:val="right"/>
-              <w:bidi/>
-            </w:pPr>
-            <w:r/>
-            <w:r>
-              <w:rPr>
-                <w:rFonts w:ascii="Cairo" w:hAnsi="Cairo"/>
-                <w:b w:val="0"/>
-                <w:i w:val="0"/>
-                <w:color w:val="2E0B17"/>
-                <w:sz w:val="19"/>
-                <w:rtl/>
-                <w:rFonts w:ascii="Cairo" w:hAnsi="Cairo" w:cs="Cairo"/>
-              </w:rPr>
-              <w:t>أحمد بن صالح المزيني</w:t>
-            </w:r>
-          </w:p>
-        </w:tc>
-      </w:tr>
-      <w:tr>
-        <w:tc>
-          <w:tcPr>
-            <w:tcW w:type="dxa" w:w="5184"/>
-            <w:shd w:val="clear" w:color="auto" w:fill="F8F6F0"/>
-            <w:tcMar>
-              <w:top w:w="110" w:type="dxa"/>
-              <w:bottom w:w="110" w:type="dxa"/>
-              <w:left w:w="130" w:type="dxa"/>
-              <w:right w:w="130" w:type="dxa"/>
-            </w:tcMar>
-          </w:tcPr>
-          <w:p>
-            <w:pPr>
-              <w:jc w:val="right"/>
-              <w:bidi/>
-            </w:pPr>
-            <w:r/>
-            <w:r>
-              <w:rPr>
-                <w:rFonts w:ascii="Cairo" w:hAnsi="Cairo"/>
-                <w:b/>
-                <w:i w:val="0"/>
-                <w:color w:val="2E0B17"/>
-                <w:sz w:val="19"/>
-                <w:rtl/>
-                <w:rFonts w:ascii="Cairo" w:hAnsi="Cairo" w:cs="Cairo"/>
-              </w:rPr>
-              <w:t>محمد بن مسلم الجهني</w:t>
-            </w:r>
-          </w:p>
-        </w:tc>
-        <w:tc>
-          <w:tcPr>
-            <w:tcW w:type="dxa" w:w="5184"/>
-            <w:shd w:val="clear" w:color="auto" w:fill="F8F6F0"/>
-            <w:tcMar>
-              <w:top w:w="110" w:type="dxa"/>
-              <w:bottom w:w="110" w:type="dxa"/>
-              <w:left w:w="130" w:type="dxa"/>
-              <w:right w:w="130" w:type="dxa"/>
-            </w:tcMar>
-          </w:tcPr>
-          <w:p>
-            <w:pPr>
-              <w:jc w:val="right"/>
-              <w:bidi/>
-            </w:pPr>
-            <w:r/>
-            <w:r>
-              <w:rPr>
-                <w:rFonts w:ascii="Cairo" w:hAnsi="Cairo"/>
-                <w:b w:val="0"/>
-                <w:i w:val="0"/>
-                <w:color w:val="2E0B17"/>
-                <w:sz w:val="19"/>
-                <w:rtl/>
-                <w:rFonts w:ascii="Cairo" w:hAnsi="Cairo" w:cs="Cairo"/>
-              </w:rPr>
-              <w:t>خالد بن محمد غليلة</w:t>
-            </w:r>
-          </w:p>
-        </w:tc>
-      </w:tr>
-      <w:tr>
-        <w:tc>
-          <w:tcPr>
-            <w:tcW w:type="dxa" w:w="5184"/>
-            <w:shd w:val="clear" w:color="auto" w:fill="FFFFFF"/>
-            <w:tcMar>
-              <w:top w:w="110" w:type="dxa"/>
-              <w:bottom w:w="110" w:type="dxa"/>
-              <w:left w:w="130" w:type="dxa"/>
-              <w:right w:w="130" w:type="dxa"/>
-            </w:tcMar>
-          </w:tcPr>
-          <w:p>
-            <w:pPr>
-              <w:jc w:val="right"/>
-              <w:bidi/>
-            </w:pPr>
-            <w:r/>
-            <w:r>
-              <w:rPr>
-                <w:rFonts w:ascii="Cairo" w:hAnsi="Cairo"/>
-                <w:b/>
-                <w:i w:val="0"/>
-                <w:color w:val="2E0B17"/>
-                <w:sz w:val="19"/>
-                <w:rtl/>
-                <w:rFonts w:ascii="Cairo" w:hAnsi="Cairo" w:cs="Cairo"/>
-              </w:rPr>
-              <w:t>عبدالغني بن مروان أحمد</w:t>
-            </w:r>
-          </w:p>
-        </w:tc>
-        <w:tc>
-          <w:tcPr>
-            <w:tcW w:type="dxa" w:w="5184"/>
-            <w:shd w:val="clear" w:color="auto" w:fill="FFFFFF"/>
-            <w:tcMar>
-              <w:top w:w="110" w:type="dxa"/>
-              <w:bottom w:w="110" w:type="dxa"/>
-              <w:left w:w="130" w:type="dxa"/>
-              <w:right w:w="130" w:type="dxa"/>
-            </w:tcMar>
-          </w:tcPr>
-          <w:p>
-            <w:pPr>
-              <w:jc w:val="right"/>
-              <w:bidi/>
-            </w:pPr>
-            <w:r/>
-            <w:r>
-              <w:rPr>
-                <w:rFonts w:ascii="Cairo" w:hAnsi="Cairo"/>
-                <w:b w:val="0"/>
-                <w:i w:val="0"/>
-                <w:color w:val="2E0B17"/>
-                <w:sz w:val="19"/>
-                <w:rtl/>
-                <w:rFonts w:ascii="Cairo" w:hAnsi="Cairo" w:cs="Cairo"/>
-              </w:rPr>
-              <w:t>رهيد بنت وائل راجح</w:t>
-            </w:r>
-          </w:p>
-        </w:tc>
-      </w:tr>
-      <w:tr>
-        <w:tc>
-          <w:tcPr>
-            <w:tcW w:type="dxa" w:w="5184"/>
-            <w:shd w:val="clear" w:color="auto" w:fill="F8F6F0"/>
-            <w:tcMar>
-              <w:top w:w="110" w:type="dxa"/>
-              <w:bottom w:w="110" w:type="dxa"/>
-              <w:left w:w="130" w:type="dxa"/>
-              <w:right w:w="130" w:type="dxa"/>
-            </w:tcMar>
-          </w:tcPr>
-          <w:p>
-            <w:pPr>
-              <w:jc w:val="right"/>
-              <w:bidi/>
-            </w:pPr>
-            <w:r/>
-            <w:r>
-              <w:rPr>
-                <w:rFonts w:ascii="Cairo" w:hAnsi="Cairo"/>
-                <w:b/>
-                <w:i w:val="0"/>
-                <w:color w:val="2E0B17"/>
-                <w:sz w:val="19"/>
-                <w:rtl/>
-                <w:rFonts w:ascii="Cairo" w:hAnsi="Cairo" w:cs="Cairo"/>
-              </w:rPr>
-              <w:t>منذر بن سعيد غنيم</w:t>
-            </w:r>
-          </w:p>
-        </w:tc>
-        <w:tc>
-          <w:tcPr>
-            <w:tcW w:type="dxa" w:w="5184"/>
-            <w:shd w:val="clear" w:color="auto" w:fill="F8F6F0"/>
-            <w:tcMar>
-              <w:top w:w="110" w:type="dxa"/>
-              <w:bottom w:w="110" w:type="dxa"/>
-              <w:left w:w="130" w:type="dxa"/>
-              <w:right w:w="130" w:type="dxa"/>
-            </w:tcMar>
-          </w:tcPr>
-          <w:p>
-            <w:pPr>
-              <w:jc w:val="right"/>
-              <w:bidi/>
-            </w:pPr>
-            <w:r/>
-            <w:r>
-              <w:rPr>
-                <w:rFonts w:ascii="Cairo" w:hAnsi="Cairo"/>
-                <w:b w:val="0"/>
-                <w:i w:val="0"/>
-                <w:color w:val="2E0B17"/>
-                <w:sz w:val="19"/>
-                <w:rtl/>
-                <w:rFonts w:ascii="Cairo" w:hAnsi="Cairo" w:cs="Cairo"/>
-              </w:rPr>
-              <w:t>عمار بن توفيق الحربي</w:t>
-            </w:r>
-          </w:p>
-        </w:tc>
-      </w:tr>
-      <w:tr>
-        <w:tc>
-          <w:tcPr>
-            <w:tcW w:type="dxa" w:w="5184"/>
-            <w:shd w:val="clear" w:color="auto" w:fill="FFFFFF"/>
-            <w:tcMar>
-              <w:top w:w="110" w:type="dxa"/>
-              <w:bottom w:w="110" w:type="dxa"/>
-              <w:left w:w="130" w:type="dxa"/>
-              <w:right w:w="130" w:type="dxa"/>
-            </w:tcMar>
-          </w:tcPr>
-          <w:p>
-            <w:pPr>
-              <w:jc w:val="right"/>
-              <w:bidi/>
-            </w:pPr>
-            <w:r/>
-            <w:r>
-              <w:rPr>
-                <w:rFonts w:ascii="Cairo" w:hAnsi="Cairo"/>
-                <w:b/>
-                <w:i w:val="0"/>
-                <w:color w:val="2E0B17"/>
-                <w:sz w:val="19"/>
-                <w:rtl/>
-                <w:rFonts w:ascii="Cairo" w:hAnsi="Cairo" w:cs="Cairo"/>
-              </w:rPr>
-              <w:t>محمد بن مروان أحمد</w:t>
-            </w:r>
-          </w:p>
-        </w:tc>
-        <w:tc>
-          <w:tcPr>
-            <w:tcW w:type="dxa" w:w="5184"/>
-            <w:shd w:val="clear" w:color="auto" w:fill="FFFFFF"/>
-            <w:tcMar>
-              <w:top w:w="110" w:type="dxa"/>
-              <w:bottom w:w="110" w:type="dxa"/>
-              <w:left w:w="130" w:type="dxa"/>
-              <w:right w:w="130" w:type="dxa"/>
-            </w:tcMar>
-          </w:tcPr>
-          <w:p>
-            <w:pPr>
-              <w:jc w:val="right"/>
-              <w:bidi/>
-            </w:pPr>
-            <w:r/>
-            <w:r>
-              <w:rPr>
-                <w:rFonts w:ascii="Cairo" w:hAnsi="Cairo"/>
-                <w:b w:val="0"/>
-                <w:i w:val="0"/>
-                <w:color w:val="2E0B17"/>
-                <w:sz w:val="19"/>
-                <w:rtl/>
-                <w:rFonts w:ascii="Cairo" w:hAnsi="Cairo" w:cs="Cairo"/>
-              </w:rPr>
-              <w:t>خالد بن عواض العوفي</w:t>
-            </w:r>
-          </w:p>
-        </w:tc>
-      </w:tr>
-      <w:tr>
-        <w:tc>
-          <w:tcPr>
-            <w:tcW w:type="dxa" w:w="5184"/>
-            <w:shd w:val="clear" w:color="auto" w:fill="F8F6F0"/>
-            <w:tcMar>
-              <w:top w:w="110" w:type="dxa"/>
-              <w:bottom w:w="110" w:type="dxa"/>
-              <w:left w:w="130" w:type="dxa"/>
-              <w:right w:w="130" w:type="dxa"/>
-            </w:tcMar>
-          </w:tcPr>
-          <w:p>
-            <w:pPr>
-              <w:jc w:val="right"/>
-              <w:bidi/>
-            </w:pPr>
-            <w:r/>
-            <w:r>
-              <w:rPr>
-                <w:rFonts w:ascii="Cairo" w:hAnsi="Cairo"/>
-                <w:b/>
-                <w:i w:val="0"/>
-                <w:color w:val="2E0B17"/>
-                <w:sz w:val="19"/>
-                <w:rtl/>
-                <w:rFonts w:ascii="Cairo" w:hAnsi="Cairo" w:cs="Cairo"/>
-              </w:rPr>
-              <w:t>ريان بن محمد القاداني</w:t>
-            </w:r>
-          </w:p>
-        </w:tc>
-        <w:tc>
-          <w:tcPr>
-            <w:tcW w:type="dxa" w:w="5184"/>
-            <w:shd w:val="clear" w:color="auto" w:fill="F8F6F0"/>
-            <w:tcMar>
-              <w:top w:w="110" w:type="dxa"/>
-              <w:bottom w:w="110" w:type="dxa"/>
-              <w:left w:w="130" w:type="dxa"/>
-              <w:right w:w="130" w:type="dxa"/>
-            </w:tcMar>
-          </w:tcPr>
-          <w:p>
-            <w:pPr>
-              <w:jc w:val="right"/>
-              <w:bidi/>
-            </w:pPr>
-            <w:r/>
-            <w:r>
-              <w:rPr>
-                <w:rFonts w:ascii="Cairo" w:hAnsi="Cairo"/>
-                <w:b w:val="0"/>
-                <w:i w:val="0"/>
-                <w:color w:val="2E0B17"/>
-                <w:sz w:val="19"/>
-                <w:rtl/>
-                <w:rFonts w:ascii="Cairo" w:hAnsi="Cairo" w:cs="Cairo"/>
-              </w:rPr>
-              <w:t>عبدالمحسن بن معيض الحربي</w:t>
-            </w:r>
-          </w:p>
-        </w:tc>
-      </w:tr>
-      <w:tr>
-        <w:tc>
-          <w:tcPr>
-            <w:tcW w:type="dxa" w:w="5184"/>
-            <w:shd w:val="clear" w:color="auto" w:fill="F2ECE1"/>
-            <w:tcMar>
-              <w:top w:w="110" w:type="dxa"/>
-              <w:bottom w:w="110" w:type="dxa"/>
-              <w:left w:w="130" w:type="dxa"/>
-              <w:right w:w="130" w:type="dxa"/>
-            </w:tcMar>
-          </w:tcPr>
-          <w:p>
-            <w:pPr>
-              <w:jc w:val="right"/>
-              <w:bidi/>
-            </w:pPr>
-            <w:r/>
-            <w:r>
-              <w:rPr>
-                <w:rFonts w:ascii="Cairo" w:hAnsi="Cairo"/>
-                <w:b/>
-                <w:i w:val="0"/>
-                <w:color w:val="6B1D3A"/>
-                <w:sz w:val="19"/>
-                <w:rtl/>
-                <w:rFonts w:ascii="Cairo" w:hAnsi="Cairo" w:cs="Cairo"/>
-              </w:rPr>
-              <w:t>إجمالي ذمم ٢٠٢٦م: ٦,٠٠٠ ريال</w:t>
-            </w:r>
-          </w:p>
-        </w:tc>
-        <w:tc>
-          <w:tcPr>
-            <w:tcW w:type="dxa" w:w="5184"/>
-            <w:shd w:val="clear" w:color="auto" w:fill="F2ECE1"/>
-            <w:tcMar>
-              <w:top w:w="110" w:type="dxa"/>
-              <w:bottom w:w="110" w:type="dxa"/>
-              <w:left w:w="130" w:type="dxa"/>
-              <w:right w:w="130" w:type="dxa"/>
-            </w:tcMar>
-          </w:tcPr>
-          <w:p>
-            <w:pPr>
-              <w:jc w:val="right"/>
-              <w:bidi/>
-            </w:pPr>
-            <w:r/>
-            <w:r>
-              <w:rPr>
-                <w:rFonts w:ascii="Cairo" w:hAnsi="Cairo"/>
-                <w:b/>
-                <w:i w:val="0"/>
-                <w:color w:val="6B1D3A"/>
-                <w:sz w:val="19"/>
-                <w:rtl/>
-                <w:rFonts w:ascii="Cairo" w:hAnsi="Cairo" w:cs="Cairo"/>
-              </w:rPr>
-              <w:t>إجمالي ذمم ٢٠٢٥م: ٦,٠٠٠ ريال</w:t>
-            </w:r>
-          </w:p>
-        </w:tc>
-      </w:tr>
-    </w:tbl>
-    <w:p>
-      <w:pPr>
-        <w:spacing w:after="120"/>
-      </w:pPr>
-    </w:p>
-    <w:p>
-      <w:pPr>
-        <w:spacing w:before="280" w:after="120"/>
-        <w:jc w:val="right"/>
-        <w:bidi/>
-      </w:pPr>
-      <w:r>
-        <w:rPr>
-          <w:rFonts w:ascii="Cairo" w:hAnsi="Cairo"/>
-          <w:b/>
-          <w:i w:val="0"/>
-          <w:color w:val="6B1D3A"/>
-          <w:sz w:val="26"/>
-          <w:rtl/>
-          <w:rFonts w:ascii="Cairo" w:hAnsi="Cairo" w:cs="Cairo"/>
-        </w:rPr>
-        <w:t>الملحق (٣): بيان الأصول الثابتة المشتراة لعام ٢٠٢٦م (١٥,٦٢٠.٨٠ ريال)</w:t>
+        <w:t>الملحق (٢): بيان الأصول والتجهيزات الثابتة المشتراة لعام ٢٠٢٦م (١٥,٦٢٠.٨٠ ريال)</w:t>
       </w:r>
     </w:p>
     <w:tbl>
